--- a/小野町_引継ぎ_整理済/16_町データ依頼/小野町_必要資料の優先順位_20261015.docx
+++ b/小野町_引継ぎ_整理済/16_町データ依頼/小野町_必要資料の優先順位_20261015.docx
@@ -251,7 +251,7 @@
             <w:rFonts w:ascii="游ゴシック" w:hAnsi="游ゴシック" w:eastAsia="游ゴシック"/>
             <w:sz w:val="20"/>
           </w:rPr>
-          <w:t xml:space="preserve">1-2　全体の件数</w:t>
+          <w:t xml:space="preserve">1-2　令和8年10月15日に受領したもの</w:t>
         </w:r>
         <w:r>
           <w:rPr>
@@ -302,17 +302,16 @@
         <w:tabs>
           <w:tab w:pos="9751" w:val="right" w:leader="dot"/>
         </w:tabs>
-        <w:spacing w:before="20" w:after="20" w:line="252" w:lineRule="auto"/>
-        <w:ind w:left="0"/>
+        <w:spacing w:before="0" w:after="0" w:line="252" w:lineRule="auto"/>
+        <w:ind w:left="510"/>
       </w:pPr>
       <w:hyperlink w:anchor="_Toc_004">
         <w:r>
           <w:rPr>
             <w:rFonts w:ascii="游ゴシック" w:hAnsi="游ゴシック" w:eastAsia="游ゴシック"/>
-            <w:b/>
-            <w:sz w:val="22"/>
+            <w:sz w:val="20"/>
           </w:rPr>
-          <w:t xml:space="preserve">2　期限1　令和8年10月28日（水）まで</w:t>
+          <w:t xml:space="preserve">1-3　全体の件数</w:t>
         </w:r>
         <w:r>
           <w:rPr>
@@ -345,7 +344,6 @@
         <w:r>
           <w:rPr>
             <w:rFonts w:ascii="游ゴシック" w:hAnsi="游ゴシック" w:eastAsia="游ゴシック"/>
-            <w:b/>
             <w:sz w:val="20"/>
           </w:rPr>
           <w:t xml:space="preserve">－</w:t>
@@ -374,7 +372,7 @@
             <w:b/>
             <w:sz w:val="22"/>
           </w:rPr>
-          <w:t xml:space="preserve">3　期限2　令和8年11月6日（金）まで</w:t>
+          <w:t xml:space="preserve">2　期限1　令和8年10月28日（水）まで</w:t>
         </w:r>
         <w:r>
           <w:rPr>
@@ -436,7 +434,7 @@
             <w:b/>
             <w:sz w:val="22"/>
           </w:rPr>
-          <w:t xml:space="preserve">4　期限3　素案の確定まで</w:t>
+          <w:t xml:space="preserve">3　期限2　令和8年11月6日（金）まで</w:t>
         </w:r>
         <w:r>
           <w:rPr>
@@ -498,7 +496,7 @@
             <w:b/>
             <w:sz w:val="22"/>
           </w:rPr>
-          <w:t xml:space="preserve">5　期限4　校了まで</w:t>
+          <w:t xml:space="preserve">4　期限3　素案の確定まで</w:t>
         </w:r>
         <w:r>
           <w:rPr>
@@ -560,7 +558,7 @@
             <w:b/>
             <w:sz w:val="22"/>
           </w:rPr>
-          <w:t xml:space="preserve">6　期限5　待つしかないもの</w:t>
+          <w:t xml:space="preserve">5　期限4　校了まで</w:t>
         </w:r>
         <w:r>
           <w:rPr>
@@ -622,7 +620,7 @@
             <w:b/>
             <w:sz w:val="22"/>
           </w:rPr>
-          <w:t xml:space="preserve">7　当方で取得できない国の資料</w:t>
+          <w:t xml:space="preserve">6　期限5　待つしかないもの</w:t>
         </w:r>
         <w:r>
           <w:rPr>
@@ -684,6 +682,68 @@
             <w:b/>
             <w:sz w:val="22"/>
           </w:rPr>
+          <w:t xml:space="preserve">7　当方で取得できない国の資料</w:t>
+        </w:r>
+        <w:r>
+          <w:rPr>
+            <w:rFonts w:ascii="游ゴシック" w:hAnsi="游ゴシック" w:eastAsia="游ゴシック"/>
+            <w:sz w:val="20"/>
+          </w:rPr>
+          <w:tab/>
+        </w:r>
+        <w:r>
+          <w:rPr>
+            <w:rFonts w:ascii="游ゴシック" w:hAnsi="游ゴシック" w:eastAsia="游ゴシック"/>
+            <w:sz w:val="20"/>
+          </w:rPr>
+          <w:fldChar w:fldCharType="begin"/>
+        </w:r>
+        <w:r>
+          <w:rPr>
+            <w:rFonts w:ascii="游ゴシック" w:hAnsi="游ゴシック" w:eastAsia="游ゴシック"/>
+            <w:sz w:val="20"/>
+          </w:rPr>
+          <w:instrText xml:space="preserve"> PAGEREF _Toc_010 \h </w:instrText>
+        </w:r>
+        <w:r>
+          <w:rPr>
+            <w:rFonts w:ascii="游ゴシック" w:hAnsi="游ゴシック" w:eastAsia="游ゴシック"/>
+            <w:sz w:val="20"/>
+          </w:rPr>
+          <w:fldChar w:fldCharType="separate"/>
+        </w:r>
+        <w:r>
+          <w:rPr>
+            <w:rFonts w:ascii="游ゴシック" w:hAnsi="游ゴシック" w:eastAsia="游ゴシック"/>
+            <w:b/>
+            <w:sz w:val="20"/>
+          </w:rPr>
+          <w:t xml:space="preserve">－</w:t>
+        </w:r>
+        <w:r>
+          <w:rPr>
+            <w:rFonts w:ascii="游ゴシック" w:hAnsi="游ゴシック" w:eastAsia="游ゴシック"/>
+            <w:sz w:val="20"/>
+          </w:rPr>
+          <w:fldChar w:fldCharType="end"/>
+        </w:r>
+      </w:hyperlink>
+    </w:p>
+    <w:p>
+      <w:pPr>
+        <w:tabs>
+          <w:tab w:pos="9751" w:val="right" w:leader="dot"/>
+        </w:tabs>
+        <w:spacing w:before="20" w:after="20" w:line="252" w:lineRule="auto"/>
+        <w:ind w:left="0"/>
+      </w:pPr>
+      <w:hyperlink w:anchor="_Toc_011">
+        <w:r>
+          <w:rPr>
+            <w:rFonts w:ascii="游ゴシック" w:hAnsi="游ゴシック" w:eastAsia="游ゴシック"/>
+            <w:b/>
+            <w:sz w:val="22"/>
+          </w:rPr>
           <w:t xml:space="preserve">8　いま1件だけ選ぶとすれば</w:t>
         </w:r>
         <w:r>
@@ -705,7 +765,7 @@
             <w:rFonts w:ascii="游ゴシック" w:hAnsi="游ゴシック" w:eastAsia="游ゴシック"/>
             <w:sz w:val="20"/>
           </w:rPr>
-          <w:instrText xml:space="preserve"> PAGEREF _Toc_010 \h </w:instrText>
+          <w:instrText xml:space="preserve"> PAGEREF _Toc_011 \h </w:instrText>
         </w:r>
         <w:r>
           <w:rPr>
@@ -2053,9 +2113,92 @@
           <w:color w:val="2E74B5"/>
           <w:sz w:val="25"/>
         </w:rPr>
-        <w:t>1-2　全体の件数</w:t>
+        <w:t>1-2　令和8年10月15日に受領したもの</w:t>
       </w:r>
       <w:bookmarkEnd w:id="103"/>
+    </w:p>
+    <w:p>
+      <w:pPr>
+        <w:spacing w:before="60" w:after="60"/>
+      </w:pPr>
+      <w:r>
+        <w:rPr>
+          <w:rFonts w:ascii="游ゴシック" w:hAnsi="游ゴシック" w:eastAsia="游ゴシック"/>
+          <w:b/>
+          <w:i w:val="0"/>
+          <w:sz w:val="21"/>
+        </w:rPr>
+        <w:t>本書を出した日の夕方に、町から5点のご提供をいただきました。</w:t>
+      </w:r>
+      <w:r>
+        <w:rPr>
+          <w:rFonts w:ascii="游ゴシック" w:hAnsi="游ゴシック" w:eastAsia="游ゴシック"/>
+          <w:b w:val="0"/>
+          <w:i w:val="0"/>
+          <w:sz w:val="21"/>
+        </w:rPr>
+        <w:t>番号7・9は解け、番号8は半分（取崩額・積立額は取れたが</w:t>
+      </w:r>
+      <w:r>
+        <w:rPr>
+          <w:rFonts w:ascii="游ゴシック" w:hAnsi="游ゴシック" w:eastAsia="游ゴシック"/>
+          <w:b/>
+          <w:i w:val="0"/>
+          <w:sz w:val="21"/>
+        </w:rPr>
+        <w:t>残高がない</w:t>
+      </w:r>
+      <w:r>
+        <w:rPr>
+          <w:rFonts w:ascii="游ゴシック" w:hAnsi="游ゴシック" w:eastAsia="游ゴシック"/>
+          <w:b w:val="0"/>
+          <w:i w:val="0"/>
+          <w:sz w:val="21"/>
+        </w:rPr>
+        <w:t>）、番号12は所得段階別の被保険者数が取れました。詳しくは `04_算定・見込量/小野町_決算・交付金の受領と反映方針_20261015` をご覧ください。</w:t>
+      </w:r>
+    </w:p>
+    <w:p>
+      <w:pPr>
+        <w:spacing w:before="60" w:after="60"/>
+      </w:pPr>
+      <w:r>
+        <w:rPr>
+          <w:rFonts w:ascii="游ゴシック" w:hAnsi="游ゴシック" w:eastAsia="游ゴシック"/>
+          <w:b/>
+          <w:i w:val="0"/>
+          <w:sz w:val="21"/>
+        </w:rPr>
+        <w:t>残る最優先は、番号1（協議会の回数）・番号5（65歳到達者の一覧）・番号2（支援協議会の設置）と、新たに「介護給付費準備基金の残高」</w:t>
+      </w:r>
+      <w:r>
+        <w:rPr>
+          <w:rFonts w:ascii="游ゴシック" w:hAnsi="游ゴシック" w:eastAsia="游ゴシック"/>
+          <w:b w:val="0"/>
+          <w:i w:val="0"/>
+          <w:sz w:val="21"/>
+        </w:rPr>
+        <w:t>です。</w:t>
+      </w:r>
+    </w:p>
+    <w:p>
+      <w:pPr>
+        <w:pStyle w:val="Heading2"/>
+        <w:keepNext/>
+        <w:spacing w:before="180" w:after="100"/>
+      </w:pPr>
+      <w:bookmarkStart w:id="104" w:name="_Toc_004"/>
+      <w:r>
+        <w:rPr>
+          <w:rFonts w:ascii="游ゴシック" w:hAnsi="游ゴシック" w:eastAsia="游ゴシック"/>
+          <w:b/>
+          <w:i w:val="0"/>
+          <w:color w:val="2E74B5"/>
+          <w:sz w:val="25"/>
+        </w:rPr>
+        <w:t>1-3　全体の件数</w:t>
+      </w:r>
+      <w:bookmarkEnd w:id="104"/>
     </w:p>
     <w:p>
       <w:pPr>
@@ -2743,7 +2886,7 @@
         <w:keepNext/>
         <w:spacing w:before="240" w:after="100"/>
       </w:pPr>
-      <w:bookmarkStart w:id="104" w:name="_Toc_004"/>
+      <w:bookmarkStart w:id="105" w:name="_Toc_005"/>
       <w:r>
         <w:rPr>
           <w:rFonts w:ascii="游ゴシック" w:hAnsi="游ゴシック" w:eastAsia="游ゴシック"/>
@@ -2754,7 +2897,7 @@
         </w:rPr>
         <w:t>2　期限1　令和8年10月28日（水）まで</w:t>
       </w:r>
-      <w:bookmarkEnd w:id="104"/>
+      <w:bookmarkEnd w:id="105"/>
     </w:p>
     <w:p>
       <w:pPr>
@@ -5206,7 +5349,7 @@
         <w:keepNext/>
         <w:spacing w:before="240" w:after="100"/>
       </w:pPr>
-      <w:bookmarkStart w:id="105" w:name="_Toc_005"/>
+      <w:bookmarkStart w:id="106" w:name="_Toc_006"/>
       <w:r>
         <w:rPr>
           <w:rFonts w:ascii="游ゴシック" w:hAnsi="游ゴシック" w:eastAsia="游ゴシック"/>
@@ -5217,7 +5360,7 @@
         </w:rPr>
         <w:t>3　期限2　令和8年11月6日（金）まで</w:t>
       </w:r>
-      <w:bookmarkEnd w:id="105"/>
+      <w:bookmarkEnd w:id="106"/>
     </w:p>
     <w:p>
       <w:pPr>
@@ -5642,7 +5785,16 @@
                 <w:i w:val="0"/>
                 <w:sz w:val="17"/>
               </w:rPr>
-              <w:t>8/13 S1・S2</w:t>
+              <w:t xml:space="preserve">8/13 S1・S2　</w:t>
+            </w:r>
+            <w:r>
+              <w:rPr>
+                <w:rFonts w:ascii="游ゴシック" w:hAnsi="游ゴシック" w:eastAsia="游ゴシック"/>
+                <w:b/>
+                <w:i w:val="0"/>
+                <w:sz w:val="17"/>
+              </w:rPr>
+              <w:t>令和8年10月15日 受領</w:t>
             </w:r>
           </w:p>
         </w:tc>
@@ -6044,7 +6196,16 @@
                 <w:i w:val="0"/>
                 <w:sz w:val="17"/>
               </w:rPr>
-              <w:t>8/13 S3</w:t>
+              <w:t xml:space="preserve">8/13 S3　</w:t>
+            </w:r>
+            <w:r>
+              <w:rPr>
+                <w:rFonts w:ascii="游ゴシック" w:hAnsi="游ゴシック" w:eastAsia="游ゴシック"/>
+                <w:b/>
+                <w:i w:val="0"/>
+                <w:sz w:val="17"/>
+              </w:rPr>
+              <w:t>取崩額・積立額は受領。残高が未着</w:t>
             </w:r>
           </w:p>
         </w:tc>
@@ -6464,7 +6625,16 @@
                 <w:i w:val="0"/>
                 <w:sz w:val="17"/>
               </w:rPr>
-              <w:t>8/13 S欄（一部）</w:t>
+              <w:t xml:space="preserve">8/13 S欄　</w:t>
+            </w:r>
+            <w:r>
+              <w:rPr>
+                <w:rFonts w:ascii="游ゴシック" w:hAnsi="游ゴシック" w:eastAsia="游ゴシック"/>
+                <w:b/>
+                <w:i w:val="0"/>
+                <w:sz w:val="17"/>
+              </w:rPr>
+              <w:t>令和8年10月15日 受領</w:t>
             </w:r>
           </w:p>
         </w:tc>
@@ -9331,7 +9501,7 @@
         <w:keepNext/>
         <w:spacing w:before="240" w:after="100"/>
       </w:pPr>
-      <w:bookmarkStart w:id="106" w:name="_Toc_006"/>
+      <w:bookmarkStart w:id="107" w:name="_Toc_007"/>
       <w:r>
         <w:rPr>
           <w:rFonts w:ascii="游ゴシック" w:hAnsi="游ゴシック" w:eastAsia="游ゴシック"/>
@@ -9342,7 +9512,7 @@
         </w:rPr>
         <w:t>4　期限3　素案の確定まで</w:t>
       </w:r>
-      <w:bookmarkEnd w:id="106"/>
+      <w:bookmarkEnd w:id="107"/>
     </w:p>
     <w:p>
       <w:pPr>
@@ -13741,7 +13911,7 @@
         <w:keepNext/>
         <w:spacing w:before="240" w:after="100"/>
       </w:pPr>
-      <w:bookmarkStart w:id="107" w:name="_Toc_007"/>
+      <w:bookmarkStart w:id="108" w:name="_Toc_008"/>
       <w:r>
         <w:rPr>
           <w:rFonts w:ascii="游ゴシック" w:hAnsi="游ゴシック" w:eastAsia="游ゴシック"/>
@@ -13752,7 +13922,7 @@
         </w:rPr>
         <w:t>5　期限4　校了まで</w:t>
       </w:r>
-      <w:bookmarkEnd w:id="107"/>
+      <w:bookmarkEnd w:id="108"/>
     </w:p>
     <w:p>
       <w:pPr>
@@ -15676,7 +15846,7 @@
         <w:keepNext/>
         <w:spacing w:before="240" w:after="100"/>
       </w:pPr>
-      <w:bookmarkStart w:id="108" w:name="_Toc_008"/>
+      <w:bookmarkStart w:id="109" w:name="_Toc_009"/>
       <w:r>
         <w:rPr>
           <w:rFonts w:ascii="游ゴシック" w:hAnsi="游ゴシック" w:eastAsia="游ゴシック"/>
@@ -15687,7 +15857,7 @@
         </w:rPr>
         <w:t>6　期限5　待つしかないもの</w:t>
       </w:r>
-      <w:bookmarkEnd w:id="108"/>
+      <w:bookmarkEnd w:id="109"/>
     </w:p>
     <w:p>
       <w:pPr>
@@ -16897,7 +17067,7 @@
         <w:keepNext/>
         <w:spacing w:before="240" w:after="100"/>
       </w:pPr>
-      <w:bookmarkStart w:id="109" w:name="_Toc_009"/>
+      <w:bookmarkStart w:id="110" w:name="_Toc_010"/>
       <w:r>
         <w:rPr>
           <w:rFonts w:ascii="游ゴシック" w:hAnsi="游ゴシック" w:eastAsia="游ゴシック"/>
@@ -16908,7 +17078,7 @@
         </w:rPr>
         <w:t>7　当方で取得できない国の資料</w:t>
       </w:r>
-      <w:bookmarkEnd w:id="109"/>
+      <w:bookmarkEnd w:id="110"/>
     </w:p>
     <w:p>
       <w:pPr>
@@ -17454,7 +17624,7 @@
         <w:keepNext/>
         <w:spacing w:before="240" w:after="100"/>
       </w:pPr>
-      <w:bookmarkStart w:id="110" w:name="_Toc_010"/>
+      <w:bookmarkStart w:id="111" w:name="_Toc_011"/>
       <w:r>
         <w:rPr>
           <w:rFonts w:ascii="游ゴシック" w:hAnsi="游ゴシック" w:eastAsia="游ゴシック"/>
@@ -17465,7 +17635,7 @@
         </w:rPr>
         <w:t>8　いま1件だけ選ぶとすれば</w:t>
       </w:r>
-      <w:bookmarkEnd w:id="110"/>
+      <w:bookmarkEnd w:id="111"/>
     </w:p>
     <w:p>
       <w:pPr>

--- a/小野町_引継ぎ_整理済/16_町データ依頼/小野町_必要資料の優先順位_20261015.docx
+++ b/小野町_引継ぎ_整理済/16_町データ依頼/小野町_必要資料の優先順位_20261015.docx
@@ -8258,7 +8258,7 @@
           <w:color w:val="1F4D78"/>
           <w:sz w:val="22"/>
         </w:rPr>
-        <w:t>14　医療的ケア児等の人数と状況（18歳以上の医療的ケア者・重症心身障害者を含む）、医療的ケア児等</w:t>
+        <w:t>14　医療的ケア児等の人数と状況（18歳以上の医療的ケア児等・重症心身障害者を含む）、医療的ケア児</w:t>
       </w:r>
     </w:p>
     <w:tbl>
@@ -8480,7 +8480,7 @@
                 <w:i w:val="0"/>
                 <w:sz w:val="17"/>
               </w:rPr>
-              <w:t>18歳以上の医療的ケア者・重症心身障害者を含む</w:t>
+              <w:t>18歳以上の医療的ケア児等・重症心身障害者を含む</w:t>
             </w:r>
             <w:r>
               <w:rPr>

--- a/小野町_引継ぎ_整理済/16_町データ依頼/小野町_必要資料の優先順位_20261015.docx
+++ b/小野町_引継ぎ_整理済/16_町データ依頼/小野町_必要資料の優先順位_20261015.docx
@@ -6092,16 +6092,16 @@
                 <w:i w:val="0"/>
                 <w:sz w:val="17"/>
               </w:rPr>
-              <w:t>保険料基準額が240円動く。</w:t>
-            </w:r>
-            <w:r>
-              <w:rPr>
-                <w:rFonts w:ascii="游ゴシック" w:hAnsi="游ゴシック" w:eastAsia="游ゴシック"/>
-                <w:b w:val="0"/>
-                <w:i w:val="0"/>
-                <w:sz w:val="17"/>
-              </w:rPr>
-              <w:t xml:space="preserve"> 取崩なし6,048円／12,000千円全額6,000円弱／第9期と同じ35,000千円5,808円</w:t>
+              <w:t>保険料基準額が1,719円動く。</w:t>
+            </w:r>
+            <w:r>
+              <w:rPr>
+                <w:rFonts w:ascii="游ゴシック" w:hAnsi="游ゴシック" w:eastAsia="游ゴシック"/>
+                <w:b w:val="0"/>
+                <w:i w:val="0"/>
+                <w:sz w:val="17"/>
+              </w:rPr>
+              <w:t xml:space="preserve"> 取崩なし6,053円／105,000千円（令和8年度末見込の半分）5,194円／210,000千円（全額）4,334円</w:t>
             </w:r>
           </w:p>
         </w:tc>
@@ -6145,7 +6145,7 @@
                 <w:i w:val="0"/>
                 <w:sz w:val="17"/>
               </w:rPr>
-              <w:t>年報 様式4 の12,000千円を保守的な前提として置き、</w:t>
+              <w:t>町の財務書類の残高（令和5年度末120,000千円、令和8年度末見込210,000千円）を前提に、</w:t>
             </w:r>
             <w:r>
               <w:rPr>
@@ -6196,7 +6196,7 @@
                 <w:i w:val="0"/>
                 <w:sz w:val="17"/>
               </w:rPr>
-              <w:t xml:space="preserve">8/13 S3　</w:t>
+              <w:t>8/13 S3　取崩額・積立額は受領。10/21 令和5年度末までの残高を町の財務書類で確認。</w:t>
             </w:r>
             <w:r>
               <w:rPr>
@@ -6205,7 +6205,7 @@
                 <w:i w:val="0"/>
                 <w:sz w:val="17"/>
               </w:rPr>
-              <w:t>取崩額・積立額は受領。残高が未着</w:t>
+              <w:t>令和7年度末の残高が未着</w:t>
             </w:r>
           </w:p>
         </w:tc>
